--- a/dosyalar/bep/arapca-6-sinif-bep-yazili.docx
+++ b/dosyalar/bep/arapca-6-sinif-bep-yazili.docx
@@ -809,7 +809,7 @@
                       <w:rtl/>
                       <w:lang w:bidi="ar-SA"/>
                     </w:rPr>
-                    <w:t xml:space="preserve">جَدَّة</w:t>
+                    <w:t xml:space="preserve">جَدَّة</w:t>
                   </w:r>
                 </w:p>
               </w:tc>
@@ -1013,7 +1013,7 @@
                       <w:rtl/>
                       <w:lang w:bidi="ar-SA"/>
                     </w:rPr>
-                    <w:t xml:space="preserve">اَلْأَقارِب</w:t>
+                    <w:t xml:space="preserve">اَلأَقارِب</w:t>
                   </w:r>
                 </w:p>
               </w:tc>
@@ -1845,7 +1845,7 @@
                 <w:rtl/>
                 <w:lang w:bidi="ar-SA"/>
               </w:rPr>
-              <w:t xml:space="preserve">جَدَّة</w:t>
+              <w:t xml:space="preserve">جَدَّة</w:t>
             </w:r>
           </w:p>
         </w:tc>
@@ -2201,7 +2201,7 @@
                 <w:rtl/>
                 <w:lang w:bidi="ar-SA"/>
               </w:rPr>
-              <w:t xml:space="preserve">أَقْسامُ الْمَدْرَسَة</w:t>
+              <w:t xml:space="preserve">أَقْسامُ المَدْرَسَة</w:t>
             </w:r>
           </w:p>
         </w:tc>
@@ -2279,7 +2279,7 @@
                 <w:rtl/>
                 <w:lang w:bidi="ar-SA"/>
               </w:rPr>
-              <w:t xml:space="preserve">أَدَواتُ الْمَدْرَسَة</w:t>
+              <w:t xml:space="preserve">أَدَواتُ المَدْرَسَة</w:t>
             </w:r>
           </w:p>
         </w:tc>
@@ -3646,7 +3646,7 @@
                       <w:rtl/>
                       <w:lang w:bidi="ar-SA"/>
                     </w:rPr>
-                    <w:t xml:space="preserve">جَدَّة</w:t>
+                    <w:t xml:space="preserve">جَدَّة</w:t>
                   </w:r>
                 </w:p>
               </w:tc>
@@ -4259,7 +4259,7 @@
                 <w:rtl/>
                 <w:lang w:bidi="ar-SA"/>
               </w:rPr>
-              <w:t xml:space="preserve">جَدَّة</w:t>
+              <w:t xml:space="preserve">جَدَّة</w:t>
             </w:r>
           </w:p>
         </w:tc>
@@ -4459,7 +4459,7 @@
                 <w:rtl/>
                 <w:lang w:bidi="ar-SA"/>
               </w:rPr>
-              <w:t xml:space="preserve">اَلْأَقارِب</w:t>
+              <w:t xml:space="preserve">اَلأَقارِب</w:t>
             </w:r>
           </w:p>
         </w:tc>
@@ -4581,7 +4581,7 @@
                 <w:rtl/>
                 <w:lang w:bidi="ar-SA"/>
               </w:rPr>
-              <w:t xml:space="preserve">أَقْسامُ الْمَدْرَسَة</w:t>
+              <w:t xml:space="preserve">أَقْسامُ المَدْرَسَة</w:t>
             </w:r>
           </w:p>
         </w:tc>
@@ -4659,7 +4659,7 @@
                 <w:rtl/>
                 <w:lang w:bidi="ar-SA"/>
               </w:rPr>
-              <w:t xml:space="preserve">أَدَواتُ الْمَدْرَسَة</w:t>
+              <w:t xml:space="preserve">أَدَواتُ المَدْرَسَة</w:t>
             </w:r>
           </w:p>
         </w:tc>
@@ -4794,7 +4794,7 @@
                 <w:rtl/>
                 <w:lang w:bidi="ar-SA"/>
               </w:rPr>
-              <w:t xml:space="preserve">جَدَّة</w:t>
+              <w:t xml:space="preserve">جَدَّة</w:t>
             </w:r>
           </w:p>
         </w:tc>
@@ -5832,7 +5832,7 @@
                 <w:rtl/>
                 <w:lang w:bidi="ar-SA"/>
               </w:rPr>
-              <w:t xml:space="preserve">جَدَّة</w:t>
+              <w:t xml:space="preserve">جَدَّة</w:t>
             </w:r>
           </w:p>
           <w:p>
@@ -6141,7 +6141,7 @@
                 <w:rtl/>
                 <w:lang w:bidi="ar-SA"/>
               </w:rPr>
-              <w:t xml:space="preserve">اَلْأَقارِب</w:t>
+              <w:t xml:space="preserve">اَلأَقارِب</w:t>
             </w:r>
           </w:p>
         </w:tc>
@@ -6301,7 +6301,7 @@
                 <w:rtl/>
                 <w:lang w:bidi="ar-SA"/>
               </w:rPr>
-              <w:t xml:space="preserve">أَقْسامُ الْمَدْرَسَة</w:t>
+              <w:t xml:space="preserve">أَقْسامُ المَدْرَسَة</w:t>
             </w:r>
           </w:p>
         </w:tc>
@@ -6461,7 +6461,7 @@
                 <w:rtl/>
                 <w:lang w:bidi="ar-SA"/>
               </w:rPr>
-              <w:t xml:space="preserve">أَدَواتُ الْمَدْرَسَة</w:t>
+              <w:t xml:space="preserve">أَدَواتُ المَدْرَسَة</w:t>
             </w:r>
           </w:p>
         </w:tc>
@@ -9237,7 +9237,7 @@
                 <w:rtl/>
                 <w:lang w:bidi="ar-SA"/>
               </w:rPr>
-              <w:t xml:space="preserve">اَلْيَوْم</w:t>
+              <w:t xml:space="preserve">اَليَوْم</w:t>
             </w:r>
           </w:p>
           <w:p>
@@ -9335,7 +9335,7 @@
                 <w:rtl/>
                 <w:lang w:bidi="ar-SA"/>
               </w:rPr>
-              <w:t xml:space="preserve">مِظَلَّة</w:t>
+              <w:t xml:space="preserve">مِظَلَّة</w:t>
             </w:r>
           </w:p>
           <w:p>
@@ -13617,7 +13617,7 @@
           <w:sz w:val="18"/>
           <w:szCs w:val="18"/>
         </w:rPr>
-        <w:t xml:space="preserve">أَقارِبي = 3  ·  والِد = 5  ·  والِدَة = 4  ·  جَدَّة = 6  ·  عائِلَة = 1  ·  اَلْأَقارِب = 2</w:t>
+        <w:t xml:space="preserve">أَقارِبي = 3  ·  والِد = 5  ·  والِدَة = 4  ·  جَدَّة = 6  ·  عائِلَة = 1  ·  اَلأَقارِب = 2</w:t>
       </w:r>
     </w:p>
     <w:p>
@@ -13687,7 +13687,7 @@
           <w:sz w:val="18"/>
           <w:szCs w:val="18"/>
         </w:rPr>
-        <w:t xml:space="preserve">أَقْسامُ الْمَدْرَسَة = Okulun bölümleri  ·  أَدَواتُ الْمَدْرَسَة = Okul araçları  ·  خَريطَة = Harita  ·  مَكْتَبَة = Kütüphane, kitaplık</w:t>
+        <w:t xml:space="preserve">أَقْسامُ المَدْرَسَة = Okulun bölümleri  ·  أَدَواتُ المَدْرَسَة = Okul araçları  ·  خَريطَة = Harita  ·  مَكْتَبَة = Kütüphane, kitaplık</w:t>
       </w:r>
     </w:p>
     <w:p>
@@ -13799,7 +13799,7 @@
           <w:sz w:val="18"/>
           <w:szCs w:val="18"/>
         </w:rPr>
-        <w:t xml:space="preserve">أَقارِبي = 1  ·  والِد = 3  ·  والِدَة = 2  ·  جَدَّة = 4</w:t>
+        <w:t xml:space="preserve">أَقارِبي = 1  ·  والِد = 3  ·  والِدَة = 2  ·  جَدَّة = 4</w:t>
       </w:r>
     </w:p>
     <w:p>
@@ -13834,7 +13834,7 @@
           <w:sz w:val="18"/>
           <w:szCs w:val="18"/>
         </w:rPr>
-        <w:t xml:space="preserve">Öğretmen her satırda bir sözcüğü okur: أَقارِبي  ·  والِدَة  ·  عائِلَة  ·  أَقْسامُ الْمَدْرَسَة</w:t>
+        <w:t xml:space="preserve">Öğretmen her satırda bir sözcüğü okur: أَقارِبي  ·  والِدَة  ·  عائِلَة  ·  أَقْسامُ المَدْرَسَة</w:t>
       </w:r>
     </w:p>
     <w:p>
@@ -13869,7 +13869,7 @@
           <w:sz w:val="18"/>
           <w:szCs w:val="18"/>
         </w:rPr>
-        <w:t xml:space="preserve">Akrabalarım = أَقارِبي  ·  Baba = والِد  ·  Anne = والِدَة  ·  Nine = جَدَّة</w:t>
+        <w:t xml:space="preserve">Akrabalarım = أَقارِبي  ·  Baba = والِد  ·  Anne = والِدَة  ·  Nine = جَدَّة</w:t>
       </w:r>
     </w:p>
     <w:p>
@@ -13939,7 +13939,7 @@
           <w:sz w:val="18"/>
           <w:szCs w:val="18"/>
         </w:rPr>
-        <w:t xml:space="preserve">عائِلَة = Aile  ·  اَلْأَقارِب = Akrabalar  ·  أَقْسامُ الْمَدْرَسَة = Okulun bölümleri  ·  أَدَواتُ الْمَدْرَسَة = Okul araçları</w:t>
+        <w:t xml:space="preserve">عائِلَة = Aile  ·  اَلأَقارِب = Akrabalar  ·  أَقْسامُ المَدْرَسَة = Okulun bölümleri  ·  أَدَواتُ المَدْرَسَة = Okul araçları</w:t>
       </w:r>
     </w:p>
     <w:p>

--- a/dosyalar/bep/arapca-6-sinif-bep-yazili.docx
+++ b/dosyalar/bep/arapca-6-sinif-bep-yazili.docx
@@ -13375,7 +13375,7 @@
                 <w:sz w:val="18"/>
                 <w:szCs w:val="18"/>
               </w:rPr>
-              <w:t xml:space="preserve">2026-2027 · Arapça Dersi · 6. Sınıf · 2025 Arapça Dersi Öğretim Programı (5-8. sınıflar)</w:t>
+              <w:t xml:space="preserve">2026-2027 · Arapça Dersi · 6. Sınıf · Arapça Dersi Öğretim Programı (5-8. sınıflar)</w:t>
             </w:r>
           </w:p>
         </w:tc>
